--- a/docs/SDLC-Harness_Developer_Guide.docx
+++ b/docs/SDLC-Harness_Developer_Guide.docx
@@ -188,6 +188,9 @@
         </w:tc>
       </w:tr>
       <w:tr>
+        <w:trPr>
+          <w:cantSplit/>
+        </w:trPr>
         <w:tc>
           <w:tcPr>
             <w:tcW w:type="dxa" w:w="2600"/>
@@ -264,6 +267,9 @@
         </w:tc>
       </w:tr>
       <w:tr>
+        <w:trPr>
+          <w:cantSplit/>
+        </w:trPr>
         <w:tc>
           <w:tcPr>
             <w:tcW w:type="dxa" w:w="2600"/>
@@ -337,6 +343,9 @@
         </w:tc>
       </w:tr>
       <w:tr>
+        <w:trPr>
+          <w:cantSplit/>
+        </w:trPr>
         <w:tc>
           <w:tcPr>
             <w:tcW w:type="dxa" w:w="2600"/>
@@ -413,6 +422,9 @@
         </w:tc>
       </w:tr>
       <w:tr>
+        <w:trPr>
+          <w:cantSplit/>
+        </w:trPr>
         <w:tc>
           <w:tcPr>
             <w:tcW w:type="dxa" w:w="2600"/>
@@ -481,6 +493,9 @@
         </w:tc>
       </w:tr>
       <w:tr>
+        <w:trPr>
+          <w:cantSplit/>
+        </w:trPr>
         <w:tc>
           <w:tcPr>
             <w:tcW w:type="dxa" w:w="2600"/>
@@ -560,6 +575,342 @@
       </w:pPr>
       <w:r>
         <w:t xml:space="preserve">Part A — Once per service repository</w:t>
+      </w:r>
+    </w:p>
+    <w:p>
+      <w:pPr>
+        <w:pStyle w:val="Heading2"/>
+      </w:pPr>
+      <w:r>
+        <w:t xml:space="preserve">A0. Check the caller workflow is in place</w:t>
+      </w:r>
+    </w:p>
+    <w:p>
+      <w:pPr>
+        <w:spacing w:after="120"/>
+      </w:pPr>
+      <w:r>
+        <w:t xml:space="preserve">Two workflow files are involved. You add neither, but check the first exists before your first run:</w:t>
+      </w:r>
+    </w:p>
+    <w:tbl>
+      <w:tblPr>
+        <w:tblW w:type="dxa" w:w="9360"/>
+        <w:tblBorders>
+          <w:top w:val="single" w:color="auto" w:sz="4"/>
+          <w:left w:val="single" w:color="auto" w:sz="4"/>
+          <w:bottom w:val="single" w:color="auto" w:sz="4"/>
+          <w:right w:val="single" w:color="auto" w:sz="4"/>
+          <w:insideH w:val="single" w:color="auto" w:sz="4"/>
+          <w:insideV w:val="single" w:color="auto" w:sz="4"/>
+        </w:tblBorders>
+      </w:tblPr>
+      <w:tblGrid>
+        <w:gridCol w:w="3200"/>
+        <w:gridCol w:w="2600"/>
+        <w:gridCol w:w="3560"/>
+      </w:tblGrid>
+      <w:tr>
+        <w:trPr>
+          <w:tblHeader/>
+        </w:trPr>
+        <w:tc>
+          <w:tcPr>
+            <w:tcW w:type="dxa" w:w="3200"/>
+            <w:tcBorders>
+              <w:top w:val="single" w:color="BFBFBF" w:sz="4"/>
+              <w:left w:val="single" w:color="BFBFBF" w:sz="4"/>
+              <w:bottom w:val="single" w:color="BFBFBF" w:sz="4"/>
+              <w:right w:val="single" w:color="BFBFBF" w:sz="4"/>
+            </w:tcBorders>
+            <w:shd w:fill="D9E2F3" w:val="clear"/>
+            <w:tcMar>
+              <w:top w:type="dxa" w:w="60"/>
+              <w:left w:type="dxa" w:w="100"/>
+              <w:bottom w:type="dxa" w:w="60"/>
+              <w:right w:type="dxa" w:w="100"/>
+            </w:tcMar>
+          </w:tcPr>
+          <w:p>
+            <w:r>
+              <w:rPr>
+                <w:b/>
+                <w:bCs/>
+              </w:rPr>
+              <w:t xml:space="preserve">File</w:t>
+            </w:r>
+          </w:p>
+        </w:tc>
+        <w:tc>
+          <w:tcPr>
+            <w:tcW w:type="dxa" w:w="2600"/>
+            <w:tcBorders>
+              <w:top w:val="single" w:color="BFBFBF" w:sz="4"/>
+              <w:left w:val="single" w:color="BFBFBF" w:sz="4"/>
+              <w:bottom w:val="single" w:color="BFBFBF" w:sz="4"/>
+              <w:right w:val="single" w:color="BFBFBF" w:sz="4"/>
+            </w:tcBorders>
+            <w:shd w:fill="D9E2F3" w:val="clear"/>
+            <w:tcMar>
+              <w:top w:type="dxa" w:w="60"/>
+              <w:left w:type="dxa" w:w="100"/>
+              <w:bottom w:type="dxa" w:w="60"/>
+              <w:right w:type="dxa" w:w="100"/>
+            </w:tcMar>
+          </w:tcPr>
+          <w:p>
+            <w:r>
+              <w:rPr>
+                <w:b/>
+                <w:bCs/>
+              </w:rPr>
+              <w:t xml:space="preserve">Where it lives</w:t>
+            </w:r>
+          </w:p>
+        </w:tc>
+        <w:tc>
+          <w:tcPr>
+            <w:tcW w:type="dxa" w:w="3560"/>
+            <w:tcBorders>
+              <w:top w:val="single" w:color="BFBFBF" w:sz="4"/>
+              <w:left w:val="single" w:color="BFBFBF" w:sz="4"/>
+              <w:bottom w:val="single" w:color="BFBFBF" w:sz="4"/>
+              <w:right w:val="single" w:color="BFBFBF" w:sz="4"/>
+            </w:tcBorders>
+            <w:shd w:fill="D9E2F3" w:val="clear"/>
+            <w:tcMar>
+              <w:top w:type="dxa" w:w="60"/>
+              <w:left w:type="dxa" w:w="100"/>
+              <w:bottom w:type="dxa" w:w="60"/>
+              <w:right w:type="dxa" w:w="100"/>
+            </w:tcMar>
+          </w:tcPr>
+          <w:p>
+            <w:r>
+              <w:rPr>
+                <w:b/>
+                <w:bCs/>
+              </w:rPr>
+              <w:t xml:space="preserve">Who maintains it</w:t>
+            </w:r>
+          </w:p>
+        </w:tc>
+      </w:tr>
+      <w:tr>
+        <w:trPr>
+          <w:cantSplit/>
+        </w:trPr>
+        <w:tc>
+          <w:tcPr>
+            <w:tcW w:type="dxa" w:w="3200"/>
+            <w:tcBorders>
+              <w:top w:val="single" w:color="BFBFBF" w:sz="4"/>
+              <w:left w:val="single" w:color="BFBFBF" w:sz="4"/>
+              <w:bottom w:val="single" w:color="BFBFBF" w:sz="4"/>
+              <w:right w:val="single" w:color="BFBFBF" w:sz="4"/>
+            </w:tcBorders>
+            <w:tcMar>
+              <w:top w:type="dxa" w:w="60"/>
+              <w:left w:type="dxa" w:w="100"/>
+              <w:bottom w:type="dxa" w:w="60"/>
+              <w:right w:type="dxa" w:w="100"/>
+            </w:tcMar>
+          </w:tcPr>
+          <w:p>
+            <w:r>
+              <w:t xml:space="preserve">Caller workflow </w:t>
+            </w:r>
+            <w:r>
+              <w:rPr>
+                <w:rFonts w:ascii="Consolas" w:cs="Consolas" w:eastAsia="Consolas" w:hAnsi="Consolas"/>
+                <w:sz w:val="19"/>
+                <w:szCs w:val="19"/>
+              </w:rPr>
+              <w:t xml:space="preserve">.github/workflows/SDLC-Harness.yml</w:t>
+            </w:r>
+            <w:r>
+              <w:t xml:space="preserve"> (the Run workflow form)</w:t>
+            </w:r>
+          </w:p>
+        </w:tc>
+        <w:tc>
+          <w:tcPr>
+            <w:tcW w:type="dxa" w:w="2600"/>
+            <w:tcBorders>
+              <w:top w:val="single" w:color="BFBFBF" w:sz="4"/>
+              <w:left w:val="single" w:color="BFBFBF" w:sz="4"/>
+              <w:bottom w:val="single" w:color="BFBFBF" w:sz="4"/>
+              <w:right w:val="single" w:color="BFBFBF" w:sz="4"/>
+            </w:tcBorders>
+            <w:tcMar>
+              <w:top w:type="dxa" w:w="60"/>
+              <w:left w:type="dxa" w:w="100"/>
+              <w:bottom w:type="dxa" w:w="60"/>
+              <w:right w:type="dxa" w:w="100"/>
+            </w:tcMar>
+          </w:tcPr>
+          <w:p>
+            <w:r>
+              <w:t xml:space="preserve">Your service repo: the default branch and each release branch</w:t>
+            </w:r>
+          </w:p>
+        </w:tc>
+        <w:tc>
+          <w:tcPr>
+            <w:tcW w:type="dxa" w:w="3560"/>
+            <w:tcBorders>
+              <w:top w:val="single" w:color="BFBFBF" w:sz="4"/>
+              <w:left w:val="single" w:color="BFBFBF" w:sz="4"/>
+              <w:bottom w:val="single" w:color="BFBFBF" w:sz="4"/>
+              <w:right w:val="single" w:color="BFBFBF" w:sz="4"/>
+            </w:tcBorders>
+            <w:tcMar>
+              <w:top w:type="dxa" w:w="60"/>
+              <w:left w:type="dxa" w:w="100"/>
+              <w:bottom w:type="dxa" w:w="60"/>
+              <w:right w:type="dxa" w:w="100"/>
+            </w:tcMar>
+          </w:tcPr>
+          <w:p>
+            <w:r>
+              <w:t xml:space="preserve">DevOps (Admin guide, Step 6). Do not edit it on your branches.</w:t>
+            </w:r>
+          </w:p>
+        </w:tc>
+      </w:tr>
+      <w:tr>
+        <w:trPr>
+          <w:cantSplit/>
+        </w:trPr>
+        <w:tc>
+          <w:tcPr>
+            <w:tcW w:type="dxa" w:w="3200"/>
+            <w:tcBorders>
+              <w:top w:val="single" w:color="BFBFBF" w:sz="4"/>
+              <w:left w:val="single" w:color="BFBFBF" w:sz="4"/>
+              <w:bottom w:val="single" w:color="BFBFBF" w:sz="4"/>
+              <w:right w:val="single" w:color="BFBFBF" w:sz="4"/>
+            </w:tcBorders>
+            <w:tcMar>
+              <w:top w:type="dxa" w:w="60"/>
+              <w:left w:type="dxa" w:w="100"/>
+              <w:bottom w:type="dxa" w:w="60"/>
+              <w:right w:type="dxa" w:w="100"/>
+            </w:tcMar>
+          </w:tcPr>
+          <w:p>
+            <w:r>
+              <w:t xml:space="preserve">Engine workflow </w:t>
+            </w:r>
+            <w:r>
+              <w:rPr>
+                <w:rFonts w:ascii="Consolas" w:cs="Consolas" w:eastAsia="Consolas" w:hAnsi="Consolas"/>
+                <w:sz w:val="19"/>
+                <w:szCs w:val="19"/>
+              </w:rPr>
+              <w:t xml:space="preserve">harness.yml</w:t>
+            </w:r>
+          </w:p>
+        </w:tc>
+        <w:tc>
+          <w:tcPr>
+            <w:tcW w:type="dxa" w:w="2600"/>
+            <w:tcBorders>
+              <w:top w:val="single" w:color="BFBFBF" w:sz="4"/>
+              <w:left w:val="single" w:color="BFBFBF" w:sz="4"/>
+              <w:bottom w:val="single" w:color="BFBFBF" w:sz="4"/>
+              <w:right w:val="single" w:color="BFBFBF" w:sz="4"/>
+            </w:tcBorders>
+            <w:tcMar>
+              <w:top w:type="dxa" w:w="60"/>
+              <w:left w:type="dxa" w:w="100"/>
+              <w:bottom w:type="dxa" w:w="60"/>
+              <w:right w:type="dxa" w:w="100"/>
+            </w:tcMar>
+          </w:tcPr>
+          <w:p>
+            <w:r>
+              <w:t xml:space="preserve">The SDLC-Harness engine repo only, never in your repo</w:t>
+            </w:r>
+          </w:p>
+        </w:tc>
+        <w:tc>
+          <w:tcPr>
+            <w:tcW w:type="dxa" w:w="3560"/>
+            <w:tcBorders>
+              <w:top w:val="single" w:color="BFBFBF" w:sz="4"/>
+              <w:left w:val="single" w:color="BFBFBF" w:sz="4"/>
+              <w:bottom w:val="single" w:color="BFBFBF" w:sz="4"/>
+              <w:right w:val="single" w:color="BFBFBF" w:sz="4"/>
+            </w:tcBorders>
+            <w:tcMar>
+              <w:top w:type="dxa" w:w="60"/>
+              <w:left w:type="dxa" w:w="100"/>
+              <w:bottom w:type="dxa" w:w="60"/>
+              <w:right w:type="dxa" w:w="100"/>
+            </w:tcMar>
+          </w:tcPr>
+          <w:p>
+            <w:r>
+              <w:t xml:space="preserve">The harness team. The caller fetches it at tag </w:t>
+            </w:r>
+            <w:r>
+              <w:rPr>
+                <w:rFonts w:ascii="Consolas" w:cs="Consolas" w:eastAsia="Consolas" w:hAnsi="Consolas"/>
+                <w:sz w:val="19"/>
+                <w:szCs w:val="19"/>
+              </w:rPr>
+              <w:t xml:space="preserve">v1</w:t>
+            </w:r>
+            <w:r>
+              <w:t xml:space="preserve">.</w:t>
+            </w:r>
+          </w:p>
+        </w:tc>
+      </w:tr>
+    </w:tbl>
+    <w:p>
+      <w:pPr>
+        <w:spacing w:after="120"/>
+      </w:pPr>
+    </w:p>
+    <w:p>
+      <w:pPr>
+        <w:spacing w:after="120"/>
+      </w:pPr>
+      <w:r>
+        <w:t xml:space="preserve">Check: on GitHub, </w:t>
+      </w:r>
+      <w:r>
+        <w:rPr>
+          <w:b/>
+          <w:bCs/>
+        </w:rPr>
+        <w:t xml:space="preserve">Actions</w:t>
+      </w:r>
+      <w:r>
+        <w:t xml:space="preserve"> lists </w:t>
+      </w:r>
+      <w:r>
+        <w:rPr>
+          <w:b/>
+          <w:bCs/>
+        </w:rPr>
+        <w:t xml:space="preserve">SDLC-Harness</w:t>
+      </w:r>
+      <w:r>
+        <w:t xml:space="preserve">, and the release branch contains </w:t>
+      </w:r>
+      <w:r>
+        <w:rPr>
+          <w:rFonts w:ascii="Consolas" w:cs="Consolas" w:eastAsia="Consolas" w:hAnsi="Consolas"/>
+          <w:sz w:val="19"/>
+          <w:szCs w:val="19"/>
+        </w:rPr>
+        <w:t xml:space="preserve">.github/workflows/SDLC-Harness.yml</w:t>
+      </w:r>
+      <w:r>
+        <w:t xml:space="preserve">. If either is missing, ask DevOps before going further.</w:t>
       </w:r>
     </w:p>
     <w:p>
@@ -694,6 +1045,9 @@
         </w:tc>
       </w:tr>
       <w:tr>
+        <w:trPr>
+          <w:cantSplit/>
+        </w:trPr>
         <w:tc>
           <w:tcPr>
             <w:tcW w:type="dxa" w:w="2600"/>
@@ -767,6 +1121,9 @@
         </w:tc>
       </w:tr>
       <w:tr>
+        <w:trPr>
+          <w:cantSplit/>
+        </w:trPr>
         <w:tc>
           <w:tcPr>
             <w:tcW w:type="dxa" w:w="2600"/>
@@ -840,6 +1197,9 @@
         </w:tc>
       </w:tr>
       <w:tr>
+        <w:trPr>
+          <w:cantSplit/>
+        </w:trPr>
         <w:tc>
           <w:tcPr>
             <w:tcW w:type="dxa" w:w="2600"/>
@@ -921,6 +1281,9 @@
         </w:tc>
       </w:tr>
       <w:tr>
+        <w:trPr>
+          <w:cantSplit/>
+        </w:trPr>
         <w:tc>
           <w:tcPr>
             <w:tcW w:type="dxa" w:w="2600"/>
@@ -1016,6 +1379,9 @@
         </w:tc>
       </w:tr>
       <w:tr>
+        <w:trPr>
+          <w:cantSplit/>
+        </w:trPr>
         <w:tc>
           <w:tcPr>
             <w:tcW w:type="dxa" w:w="2600"/>
@@ -1067,6 +1433,9 @@
         </w:tc>
       </w:tr>
       <w:tr>
+        <w:trPr>
+          <w:cantSplit/>
+        </w:trPr>
         <w:tc>
           <w:tcPr>
             <w:tcW w:type="dxa" w:w="2600"/>
@@ -1129,6 +1498,9 @@
         </w:tc>
       </w:tr>
       <w:tr>
+        <w:trPr>
+          <w:cantSplit/>
+        </w:trPr>
         <w:tc>
           <w:tcPr>
             <w:tcW w:type="dxa" w:w="2600"/>
@@ -1213,6 +1585,9 @@
         </w:tc>
       </w:tr>
       <w:tr>
+        <w:trPr>
+          <w:cantSplit/>
+        </w:trPr>
         <w:tc>
           <w:tcPr>
             <w:tcW w:type="dxa" w:w="2600"/>
@@ -1895,6 +2270,9 @@
         </w:tc>
       </w:tr>
       <w:tr>
+        <w:trPr>
+          <w:cantSplit/>
+        </w:trPr>
         <w:tc>
           <w:tcPr>
             <w:tcW w:type="dxa" w:w="3000"/>
@@ -1962,6 +2340,9 @@
         </w:tc>
       </w:tr>
       <w:tr>
+        <w:trPr>
+          <w:cantSplit/>
+        </w:trPr>
         <w:tc>
           <w:tcPr>
             <w:tcW w:type="dxa" w:w="3000"/>
@@ -2019,6 +2400,9 @@
         </w:tc>
       </w:tr>
       <w:tr>
+        <w:trPr>
+          <w:cantSplit/>
+        </w:trPr>
         <w:tc>
           <w:tcPr>
             <w:tcW w:type="dxa" w:w="3000"/>
@@ -2075,6 +2459,9 @@
         </w:tc>
       </w:tr>
       <w:tr>
+        <w:trPr>
+          <w:cantSplit/>
+        </w:trPr>
         <w:tc>
           <w:tcPr>
             <w:tcW w:type="dxa" w:w="3000"/>
@@ -2249,6 +2636,9 @@
         </w:tc>
       </w:tr>
       <w:tr>
+        <w:trPr>
+          <w:cantSplit/>
+        </w:trPr>
         <w:tc>
           <w:tcPr>
             <w:tcW w:type="dxa" w:w="2200"/>
@@ -2306,6 +2696,9 @@
         </w:tc>
       </w:tr>
       <w:tr>
+        <w:trPr>
+          <w:cantSplit/>
+        </w:trPr>
         <w:tc>
           <w:tcPr>
             <w:tcW w:type="dxa" w:w="2200"/>
@@ -2352,6 +2745,9 @@
         </w:tc>
       </w:tr>
       <w:tr>
+        <w:trPr>
+          <w:cantSplit/>
+        </w:trPr>
         <w:tc>
           <w:tcPr>
             <w:tcW w:type="dxa" w:w="2200"/>
@@ -2398,6 +2794,9 @@
         </w:tc>
       </w:tr>
       <w:tr>
+        <w:trPr>
+          <w:cantSplit/>
+        </w:trPr>
         <w:tc>
           <w:tcPr>
             <w:tcW w:type="dxa" w:w="2200"/>
@@ -2444,6 +2843,9 @@
         </w:tc>
       </w:tr>
       <w:tr>
+        <w:trPr>
+          <w:cantSplit/>
+        </w:trPr>
         <w:tc>
           <w:tcPr>
             <w:tcW w:type="dxa" w:w="2200"/>
@@ -2490,6 +2892,9 @@
         </w:tc>
       </w:tr>
       <w:tr>
+        <w:trPr>
+          <w:cantSplit/>
+        </w:trPr>
         <w:tc>
           <w:tcPr>
             <w:tcW w:type="dxa" w:w="2200"/>
@@ -2536,6 +2941,9 @@
         </w:tc>
       </w:tr>
       <w:tr>
+        <w:trPr>
+          <w:cantSplit/>
+        </w:trPr>
         <w:tc>
           <w:tcPr>
             <w:tcW w:type="dxa" w:w="2200"/>
@@ -2582,6 +2990,9 @@
         </w:tc>
       </w:tr>
       <w:tr>
+        <w:trPr>
+          <w:cantSplit/>
+        </w:trPr>
         <w:tc>
           <w:tcPr>
             <w:tcW w:type="dxa" w:w="2200"/>
@@ -2628,6 +3039,9 @@
         </w:tc>
       </w:tr>
       <w:tr>
+        <w:trPr>
+          <w:cantSplit/>
+        </w:trPr>
         <w:tc>
           <w:tcPr>
             <w:tcW w:type="dxa" w:w="2200"/>
@@ -2674,6 +3088,9 @@
         </w:tc>
       </w:tr>
       <w:tr>
+        <w:trPr>
+          <w:cantSplit/>
+        </w:trPr>
         <w:tc>
           <w:tcPr>
             <w:tcW w:type="dxa" w:w="2200"/>
@@ -2809,6 +3226,9 @@
         </w:tc>
       </w:tr>
       <w:tr>
+        <w:trPr>
+          <w:cantSplit/>
+        </w:trPr>
         <w:tc>
           <w:tcPr>
             <w:tcW w:type="dxa" w:w="2500"/>
@@ -2881,6 +3301,9 @@
         </w:tc>
       </w:tr>
       <w:tr>
+        <w:trPr>
+          <w:cantSplit/>
+        </w:trPr>
         <w:tc>
           <w:tcPr>
             <w:tcW w:type="dxa" w:w="2500"/>
@@ -2965,6 +3388,9 @@
         </w:tc>
       </w:tr>
       <w:tr>
+        <w:trPr>
+          <w:cantSplit/>
+        </w:trPr>
         <w:tc>
           <w:tcPr>
             <w:tcW w:type="dxa" w:w="2500"/>
@@ -3051,6 +3477,9 @@
         </w:tc>
       </w:tr>
       <w:tr>
+        <w:trPr>
+          <w:cantSplit/>
+        </w:trPr>
         <w:tc>
           <w:tcPr>
             <w:tcW w:type="dxa" w:w="2500"/>
@@ -3112,6 +3541,9 @@
         </w:tc>
       </w:tr>
       <w:tr>
+        <w:trPr>
+          <w:cantSplit/>
+        </w:trPr>
         <w:tc>
           <w:tcPr>
             <w:tcW w:type="dxa" w:w="2500"/>
@@ -3324,6 +3756,9 @@
         </w:tc>
       </w:tr>
       <w:tr>
+        <w:trPr>
+          <w:cantSplit/>
+        </w:trPr>
         <w:tc>
           <w:tcPr>
             <w:tcW w:type="dxa" w:w="3600"/>
@@ -3375,6 +3810,9 @@
         </w:tc>
       </w:tr>
       <w:tr>
+        <w:trPr>
+          <w:cantSplit/>
+        </w:trPr>
         <w:tc>
           <w:tcPr>
             <w:tcW w:type="dxa" w:w="3600"/>
@@ -3426,6 +3864,9 @@
         </w:tc>
       </w:tr>
       <w:tr>
+        <w:trPr>
+          <w:cantSplit/>
+        </w:trPr>
         <w:tc>
           <w:tcPr>
             <w:tcW w:type="dxa" w:w="3600"/>
@@ -3643,7 +4084,18 @@
         <w:t xml:space="preserve">☐  </w:t>
       </w:r>
       <w:r>
-        <w:t xml:space="preserve">DevOps confirmed the setup is done (secret, library store, caller workflow on the release branch)</w:t>
+        <w:t xml:space="preserve">DevOps confirmed the setup is done (secret, library store); SDLC-Harness appears under Actions and </w:t>
+      </w:r>
+      <w:r>
+        <w:rPr>
+          <w:rFonts w:ascii="Consolas" w:cs="Consolas" w:eastAsia="Consolas" w:hAnsi="Consolas"/>
+          <w:sz w:val="19"/>
+          <w:szCs w:val="19"/>
+        </w:rPr>
+        <w:t xml:space="preserve">.github/workflows/SDLC-Harness.yml</w:t>
+      </w:r>
+      <w:r>
+        <w:t xml:space="preserve"> is on the release branch</w:t>
       </w:r>
     </w:p>
     <w:p>
